--- a/파일럿/보고자료/한글문서/10_문제해결_FAQ.docx
+++ b/파일럿/보고자료/한글문서/10_문제해결_FAQ.docx
@@ -44,7 +44,7 @@
           <w:color w:val="8A8FA3"/>
           <w:sz w:val="18"/>
         </w:rPr>
-        <w:t>운영 중 자주 나오는 상황 · 작성일 2026년 9월 25일</w:t>
+        <w:t>운영 중 자주 나오는 상황 · 작성일 2026년 9월 27일</w:t>
       </w:r>
     </w:p>
     <w:p>
@@ -895,6 +895,82 @@
                 <w:b w:val="0"/>
                 <w:sz w:val="19"/>
               </w:rPr>
+              <w:t>「알림」이라고 노랗게 뜨는 건 뭔가요</w:t>
+            </w:r>
+          </w:p>
+        </w:tc>
+        <w:tc>
+          <w:tcPr>
+            <w:tcW w:type="dxa" w:w="4798"/>
+          </w:tcPr>
+          <w:p>
+            <w:pPr>
+              <w:spacing w:before="40" w:after="40"/>
+            </w:pPr>
+            <w:r>
+              <w:rPr>
+                <w:rFonts w:ascii="맑은 고딕" w:hAnsi="맑은 고딕" w:eastAsia="맑은 고딕" w:cs="맑은 고딕"/>
+                <w:b w:val="0"/>
+                <w:sz w:val="19"/>
+              </w:rPr>
+              <w:t>관리자가 올린 공지입니다. 선생님 공지와 구분되게 색이 다릅니다.</w:t>
+            </w:r>
+          </w:p>
+        </w:tc>
+      </w:tr>
+      <w:tr>
+        <w:tc>
+          <w:tcPr>
+            <w:tcW w:type="dxa" w:w="4613"/>
+          </w:tcPr>
+          <w:p>
+            <w:pPr>
+              <w:spacing w:before="40" w:after="40"/>
+            </w:pPr>
+            <w:r>
+              <w:rPr>
+                <w:rFonts w:ascii="맑은 고딕" w:hAnsi="맑은 고딕" w:eastAsia="맑은 고딕" w:cs="맑은 고딕"/>
+                <w:b w:val="0"/>
+                <w:sz w:val="19"/>
+              </w:rPr>
+              <w:t>로그인하니 창이 하나 떴어요</w:t>
+            </w:r>
+          </w:p>
+        </w:tc>
+        <w:tc>
+          <w:tcPr>
+            <w:tcW w:type="dxa" w:w="4798"/>
+          </w:tcPr>
+          <w:p>
+            <w:pPr>
+              <w:spacing w:before="40" w:after="40"/>
+            </w:pPr>
+            <w:r>
+              <w:rPr>
+                <w:rFonts w:ascii="맑은 고딕" w:hAnsi="맑은 고딕" w:eastAsia="맑은 고딕" w:cs="맑은 고딕"/>
+                <w:b w:val="0"/>
+                <w:sz w:val="19"/>
+              </w:rPr>
+              <w:t>관리자 공지 중 「로그인할 때 띄우기」로 올린 것입니다. 「닫기」를 누르면 다시 뜨지 않습니다.</w:t>
+            </w:r>
+          </w:p>
+        </w:tc>
+      </w:tr>
+      <w:tr>
+        <w:tc>
+          <w:tcPr>
+            <w:tcW w:type="dxa" w:w="4613"/>
+          </w:tcPr>
+          <w:p>
+            <w:pPr>
+              <w:spacing w:before="40" w:after="40"/>
+            </w:pPr>
+            <w:r>
+              <w:rPr>
+                <w:rFonts w:ascii="맑은 고딕" w:hAnsi="맑은 고딕" w:eastAsia="맑은 고딕" w:cs="맑은 고딕"/>
+                <w:b w:val="0"/>
+                <w:sz w:val="19"/>
+              </w:rPr>
               <w:t>공지를 지우고 싶어요</w:t>
             </w:r>
           </w:p>
@@ -1351,7 +1427,7 @@
           <w:color w:val="8A8FA3"/>
           <w:sz w:val="17"/>
         </w:rPr>
-        <w:t>「오늘의 숙제」 시범 운영 자료 · 2026년 9월 25일</w:t>
+        <w:t>「오늘의 숙제」 시범 운영 자료 · 2026년 9월 27일</w:t>
       </w:r>
     </w:p>
     <w:sectPr>

--- a/파일럿/보고자료/한글문서/10_문제해결_FAQ.docx
+++ b/파일럿/보고자료/한글문서/10_문제해결_FAQ.docx
@@ -44,7 +44,7 @@
           <w:color w:val="8A8FA3"/>
           <w:sz w:val="18"/>
         </w:rPr>
-        <w:t>운영 중 자주 나오는 상황 · 작성일 2026년 9월 27일</w:t>
+        <w:t>운영 중 자주 나오는 상황 · 작성일 2026년 9월 28일</w:t>
       </w:r>
     </w:p>
     <w:p>
@@ -895,7 +895,7 @@
                 <w:b w:val="0"/>
                 <w:sz w:val="19"/>
               </w:rPr>
-              <w:t>「알림」이라고 노랗게 뜨는 건 뭔가요</w:t>
+              <w:t>「알림」이라고 빨갛게 뜨는 건 뭔가요</w:t>
             </w:r>
           </w:p>
         </w:tc>
@@ -913,7 +913,7 @@
                 <w:b w:val="0"/>
                 <w:sz w:val="19"/>
               </w:rPr>
-              <w:t>관리자가 올린 공지입니다. 선생님 공지와 구분되게 색이 다릅니다.</w:t>
+              <w:t>관리자가 올린 공지입니다. 선생님 공지(흰 카드)와 구분되게 빨간 카드로 나옵니다.</w:t>
             </w:r>
           </w:p>
         </w:tc>
@@ -1427,7 +1427,7 @@
           <w:color w:val="8A8FA3"/>
           <w:sz w:val="17"/>
         </w:rPr>
-        <w:t>「오늘의 숙제」 시범 운영 자료 · 2026년 9월 27일</w:t>
+        <w:t>「오늘의 숙제」 시범 운영 자료 · 2026년 9월 28일</w:t>
       </w:r>
     </w:p>
     <w:sectPr>

--- a/파일럿/보고자료/한글문서/10_문제해결_FAQ.docx
+++ b/파일럿/보고자료/한글문서/10_문제해결_FAQ.docx
@@ -44,7 +44,7 @@
           <w:color w:val="8A8FA3"/>
           <w:sz w:val="18"/>
         </w:rPr>
-        <w:t>운영 중 자주 나오는 상황 · 작성일 2026년 9월 28일</w:t>
+        <w:t>운영 중 자주 나오는 상황 · 작성일 2026년 9월 29일</w:t>
       </w:r>
     </w:p>
     <w:p>
@@ -1427,7 +1427,7 @@
           <w:color w:val="8A8FA3"/>
           <w:sz w:val="17"/>
         </w:rPr>
-        <w:t>「오늘의 숙제」 시범 운영 자료 · 2026년 9월 28일</w:t>
+        <w:t>「오늘의 숙제」 시범 운영 자료 · 2026년 9월 29일</w:t>
       </w:r>
     </w:p>
     <w:sectPr>

--- a/파일럿/보고자료/한글문서/10_문제해결_FAQ.docx
+++ b/파일럿/보고자료/한글문서/10_문제해결_FAQ.docx
@@ -1427,7 +1427,7 @@
           <w:color w:val="8A8FA3"/>
           <w:sz w:val="17"/>
         </w:rPr>
-        <w:t>「오늘의 숙제」 시범 운영 자료 · 2026년 9월 29일</w:t>
+        <w:t>「오늘의 숙제」 자료 · 2026년 9월 29일</w:t>
       </w:r>
     </w:p>
     <w:sectPr>
